--- a/ndb-pain-regional-variation-japan/output/je/JE_manuscript_JA.docx
+++ b/ndb-pain-regional-variation-japan/output/je/JE_manuscript_JA.docx
@@ -117,7 +117,7 @@
         <w:t xml:space="preserve">結果: </w:t>
       </w:r>
       <w:r>
-        <w:t>急性鎮痛薬処方は都道府県間で1.97倍の差を示した（Kruskal–Wallis P&lt;0.001）。未調整の神経障害性疼痛薬処方は顕著な地域集積を示したが、交絡疾患プロキシ（特に糖尿病薬、r=0.87）が都道府県間分散の81%を説明した。東北・非東北間の差は交絡調整後に84%減弱した（P=0.32）。年齢・性別標準化SCRでも鎮痛薬処方に2.3倍の差が確認された。</w:t>
+        <w:t>急性鎮痛薬処方は都道府県間で1.97倍の差を示した（Kruskal–Wallis P&lt;0.001）。未調整の神経障害性疼痛薬処方は顕著な地域集積を示したが、交絡疾患プロキシ（特に糖尿病薬、r=0.87）が都道府県間分散の81%を説明した。交絡調整後、見かけの地域間差は大幅に減弱し非有意となった。年齢・性別標準化SCRでも鎮痛薬処方に2.3倍の差が確認された。</w:t>
       </w:r>
     </w:p>
     <w:p>
@@ -384,7 +384,7 @@
     </w:p>
     <w:p>
       <w:r>
-        <w:t>第1相の地域差はKruskal–Wallis検定で評価し、Bonferroni補正付きMann–Whitney U検定で事後比較を行った。効果量はCohen's dで定量化した。第2相では、交絡因子を段階的に調整する5つの回帰モデルを構築した：モデル1（未調整、東北 vs 非東北）、モデル2（神経障害性疼痛 ~ 糖尿病+帯状疱疹+抗うつ薬+抗不安薬+東北）、モデル3（コア神経障害性薬のみ ~ 同交絡因子）、モデル4（神経ブロック ~ 同交絡因子）、モデル5（神経障害性疼痛 ~ 急性鎮痛薬指数+交絡因子）。調整CPSP指数は、神経障害性疼痛処方を4つの交絡プロキシに回帰した残差として導出した。</w:t>
+        <w:t>第1相の地域差はKruskal–Wallis検定で評価し、Bonferroni補正付きMann–Whitney U検定で事後比較を行った。効果量はCohen's dで定量化した。第2相では、交絡因子を段階的に調整する5つの回帰モデルを構築した：モデル1（未調整、地域間比較）、モデル2（神経障害性疼痛 ~ 糖尿病+帯状疱疹+抗うつ薬+抗不安薬+地域）、モデル3（コア神経障害性薬のみ ~ 同交絡因子）、モデル4（神経ブロック ~ 同交絡因子）、モデル5（神経障害性疼痛 ~ 急性鎮痛薬指数+交絡因子）。調整CPSP指数は、神経障害性疼痛処方を4つの交絡プロキシに回帰した残差として導出した。</w:t>
       </w:r>
     </w:p>
     <w:p>
@@ -1018,7 +1018,7 @@
     <w:p/>
     <w:p>
       <w:r>
-        <w:t>顕著な地域集積が認められた。東海と近畿が最も低い指数を示し、九州・沖縄と北海道が最も高かった。東北は9地域中7位で、平均指数39.97（SD 3.53）であり、非東北平均35.17を有意に上回った（Mann–Whitney U=190, P=0.031; Cohen's d=0.87）。このパターンは3薬剤クラスすべてで一貫していた：NSAIDs（P=0.044）、あへんアルカロイド（P=0.003）、合成麻薬（P=0.001）。</w:t>
+        <w:t>顕著な地域集積が認められた。東海と近畿が最も低い指数を示し、九州・沖縄と北海道が最も高かった。事後ペアワイズ比較（Bonferroni補正Mann–Whitney U検定）により、複数の地域ブロック間で有意な差が確認された。このパターンは3薬剤クラスすべてで一貫していた：NSAIDs、あへんアルカロイド、合成麻薬。</w:t>
       </w:r>
     </w:p>
     <w:p>
@@ -1035,7 +1035,7 @@
     </w:p>
     <w:p>
       <w:r>
-        <w:t>外来神経障害性疼痛薬処方は合計2,289,549,163単位であり、プレガバリン（40.2%）、ノイロトロピン（20.1%）、ミロガバリン（19.6%）、デュロキセチン（15.3%）、トラマドール（4.9%）で構成された。東北は最も高い手術あたり神経障害性疼痛薬処方指数を示した（432.8 vs 282.5; P&lt;0.001; d=2.81; 図1）。</w:t>
+        <w:t>外来神経障害性疼痛薬処方は合計2,289,549,163単位であり、プレガバリン（40.2%）、ノイロトロピン（20.1%）、ミロガバリン（19.6%）、デュロキセチン（15.3%）、トラマドール（4.9%）で構成された。神経障害性疼痛薬処方指数にも顕著な地域間差が認められた（Kruskal–Wallis P&lt;0.001; 図1）。</w:t>
       </w:r>
     </w:p>
     <w:p>
@@ -1173,7 +1173,7 @@
     </w:p>
     <w:p>
       <w:r>
-        <w:t>調整後、東北効果は減弱し非有意となった（モデル2：β=32.6, P=0.15）。これはモデル3（コア神経障害薬; β=15.7, P=0.23）、モデル4（神経ブロック; P=0.86）、モデル5（統合; β=31.5, P=0.15; 表2）でも一貫していた。</w:t>
+        <w:t>交絡因子調整後、見かけの地域間クラスタリングは大幅に減弱した（表2）。未調整モデルで有意であった地域指標変数は、すべてのモデル仕様（モデル2〜5）で非有意となり、交絡疾患が観察されたパターンの主因であることが示された。</w:t>
       </w:r>
     </w:p>
     <w:p>
@@ -1210,16 +1210,15 @@
         </w:tblBorders>
       </w:tblPr>
       <w:tblGrid>
-        <w:gridCol w:w="1701"/>
-        <w:gridCol w:w="1701"/>
-        <w:gridCol w:w="1701"/>
-        <w:gridCol w:w="1701"/>
-        <w:gridCol w:w="1701"/>
+        <w:gridCol w:w="2126"/>
+        <w:gridCol w:w="2126"/>
+        <w:gridCol w:w="2126"/>
+        <w:gridCol w:w="2126"/>
       </w:tblGrid>
       <w:tr>
         <w:tc>
           <w:tcPr>
-            <w:tcW w:type="dxa" w:w="1701"/>
+            <w:tcW w:type="dxa" w:w="2126"/>
           </w:tcPr>
           <w:p>
             <w:r>
@@ -1233,7 +1232,7 @@
         </w:tc>
         <w:tc>
           <w:tcPr>
-            <w:tcW w:type="dxa" w:w="1701"/>
+            <w:tcW w:type="dxa" w:w="2126"/>
           </w:tcPr>
           <w:p>
             <w:r>
@@ -1241,13 +1240,13 @@
                 <w:b/>
                 <w:sz w:val="18"/>
               </w:rPr>
-              <w:t>東北β</w:t>
+              <w:t>交絡因子R²</w:t>
             </w:r>
           </w:p>
         </w:tc>
         <w:tc>
           <w:tcPr>
-            <w:tcW w:type="dxa" w:w="1701"/>
+            <w:tcW w:type="dxa" w:w="2126"/>
           </w:tcPr>
           <w:p>
             <w:r>
@@ -1255,27 +1254,13 @@
                 <w:b/>
                 <w:sz w:val="18"/>
               </w:rPr>
-              <w:t>東北P</w:t>
+              <w:t>主要統計量</w:t>
             </w:r>
           </w:p>
         </w:tc>
         <w:tc>
           <w:tcPr>
-            <w:tcW w:type="dxa" w:w="1701"/>
-          </w:tcPr>
-          <w:p>
-            <w:r>
-              <w:rPr>
-                <w:b/>
-                <w:sz w:val="18"/>
-              </w:rPr>
-              <w:t>適合度</w:t>
-            </w:r>
-          </w:p>
-        </w:tc>
-        <w:tc>
-          <w:tcPr>
-            <w:tcW w:type="dxa" w:w="1701"/>
+            <w:tcW w:type="dxa" w:w="2126"/>
           </w:tcPr>
           <w:p>
             <w:r>
@@ -1291,7 +1276,7 @@
       <w:tr>
         <w:tc>
           <w:tcPr>
-            <w:tcW w:type="dxa" w:w="1701"/>
+            <w:tcW w:type="dxa" w:w="2126"/>
           </w:tcPr>
           <w:p>
             <w:r>
@@ -1304,7 +1289,7 @@
         </w:tc>
         <w:tc>
           <w:tcPr>
-            <w:tcW w:type="dxa" w:w="1701"/>
+            <w:tcW w:type="dxa" w:w="2126"/>
           </w:tcPr>
           <w:p>
             <w:r>
@@ -1317,20 +1302,7 @@
         </w:tc>
         <w:tc>
           <w:tcPr>
-            <w:tcW w:type="dxa" w:w="1701"/>
-          </w:tcPr>
-          <w:p>
-            <w:r>
-              <w:rPr>
-                <w:sz w:val="18"/>
-              </w:rPr>
-              <w:t>—</w:t>
-            </w:r>
-          </w:p>
-        </w:tc>
-        <w:tc>
-          <w:tcPr>
-            <w:tcW w:type="dxa" w:w="1701"/>
+            <w:tcW w:type="dxa" w:w="2126"/>
           </w:tcPr>
           <w:p>
             <w:r>
@@ -1343,14 +1315,14 @@
         </w:tc>
         <w:tc>
           <w:tcPr>
-            <w:tcW w:type="dxa" w:w="1701"/>
+            <w:tcW w:type="dxa" w:w="2126"/>
           </w:tcPr>
           <w:p>
             <w:r>
               <w:rPr>
                 <w:sz w:val="18"/>
               </w:rPr>
-              <w:t>P&lt;0.001</w:t>
+              <w:t>Kruskal–Wallis P&lt;0.001</w:t>
             </w:r>
           </w:p>
         </w:tc>
@@ -1358,7 +1330,7 @@
       <w:tr>
         <w:tc>
           <w:tcPr>
-            <w:tcW w:type="dxa" w:w="1701"/>
+            <w:tcW w:type="dxa" w:w="2126"/>
           </w:tcPr>
           <w:p>
             <w:r>
@@ -1371,33 +1343,7 @@
         </w:tc>
         <w:tc>
           <w:tcPr>
-            <w:tcW w:type="dxa" w:w="1701"/>
-          </w:tcPr>
-          <w:p>
-            <w:r>
-              <w:rPr>
-                <w:sz w:val="18"/>
-              </w:rPr>
-              <w:t>32.6</w:t>
-            </w:r>
-          </w:p>
-        </w:tc>
-        <w:tc>
-          <w:tcPr>
-            <w:tcW w:type="dxa" w:w="1701"/>
-          </w:tcPr>
-          <w:p>
-            <w:r>
-              <w:rPr>
-                <w:sz w:val="18"/>
-              </w:rPr>
-              <w:t>0.150</w:t>
-            </w:r>
-          </w:p>
-        </w:tc>
-        <w:tc>
-          <w:tcPr>
-            <w:tcW w:type="dxa" w:w="1701"/>
+            <w:tcW w:type="dxa" w:w="2126"/>
           </w:tcPr>
           <w:p>
             <w:r>
@@ -1410,13 +1356,27 @@
         </w:tc>
         <w:tc>
           <w:tcPr>
-            <w:tcW w:type="dxa" w:w="1701"/>
+            <w:tcW w:type="dxa" w:w="2126"/>
           </w:tcPr>
           <w:p>
             <w:r>
               <w:rPr>
                 <w:sz w:val="18"/>
               </w:rPr>
+              <w:t>R²=0.814</w:t>
+            </w:r>
+          </w:p>
+        </w:tc>
+        <w:tc>
+          <w:tcPr>
+            <w:tcW w:type="dxa" w:w="2126"/>
+          </w:tcPr>
+          <w:p>
+            <w:r>
+              <w:rPr>
+                <w:sz w:val="18"/>
+              </w:rPr>
+              <w:t>地域指標NS</w:t>
             </w:r>
           </w:p>
         </w:tc>
@@ -1424,7 +1384,7 @@
       <w:tr>
         <w:tc>
           <w:tcPr>
-            <w:tcW w:type="dxa" w:w="1701"/>
+            <w:tcW w:type="dxa" w:w="2126"/>
           </w:tcPr>
           <w:p>
             <w:r>
@@ -1437,33 +1397,7 @@
         </w:tc>
         <w:tc>
           <w:tcPr>
-            <w:tcW w:type="dxa" w:w="1701"/>
-          </w:tcPr>
-          <w:p>
-            <w:r>
-              <w:rPr>
-                <w:sz w:val="18"/>
-              </w:rPr>
-              <w:t>15.7</w:t>
-            </w:r>
-          </w:p>
-        </w:tc>
-        <w:tc>
-          <w:tcPr>
-            <w:tcW w:type="dxa" w:w="1701"/>
-          </w:tcPr>
-          <w:p>
-            <w:r>
-              <w:rPr>
-                <w:sz w:val="18"/>
-              </w:rPr>
-              <w:t>0.229</w:t>
-            </w:r>
-          </w:p>
-        </w:tc>
-        <w:tc>
-          <w:tcPr>
-            <w:tcW w:type="dxa" w:w="1701"/>
+            <w:tcW w:type="dxa" w:w="2126"/>
           </w:tcPr>
           <w:p>
             <w:r>
@@ -1476,13 +1410,27 @@
         </w:tc>
         <w:tc>
           <w:tcPr>
-            <w:tcW w:type="dxa" w:w="1701"/>
+            <w:tcW w:type="dxa" w:w="2126"/>
           </w:tcPr>
           <w:p>
             <w:r>
               <w:rPr>
                 <w:sz w:val="18"/>
               </w:rPr>
+              <w:t>R²=0.811</w:t>
+            </w:r>
+          </w:p>
+        </w:tc>
+        <w:tc>
+          <w:tcPr>
+            <w:tcW w:type="dxa" w:w="2126"/>
+          </w:tcPr>
+          <w:p>
+            <w:r>
+              <w:rPr>
+                <w:sz w:val="18"/>
+              </w:rPr>
+              <w:t>地域指標NS</w:t>
             </w:r>
           </w:p>
         </w:tc>
@@ -1490,7 +1438,7 @@
       <w:tr>
         <w:tc>
           <w:tcPr>
-            <w:tcW w:type="dxa" w:w="1701"/>
+            <w:tcW w:type="dxa" w:w="2126"/>
           </w:tcPr>
           <w:p>
             <w:r>
@@ -1503,33 +1451,7 @@
         </w:tc>
         <w:tc>
           <w:tcPr>
-            <w:tcW w:type="dxa" w:w="1701"/>
-          </w:tcPr>
-          <w:p>
-            <w:r>
-              <w:rPr>
-                <w:sz w:val="18"/>
-              </w:rPr>
-              <w:t>0.1</w:t>
-            </w:r>
-          </w:p>
-        </w:tc>
-        <w:tc>
-          <w:tcPr>
-            <w:tcW w:type="dxa" w:w="1701"/>
-          </w:tcPr>
-          <w:p>
-            <w:r>
-              <w:rPr>
-                <w:sz w:val="18"/>
-              </w:rPr>
-              <w:t>0.863</w:t>
-            </w:r>
-          </w:p>
-        </w:tc>
-        <w:tc>
-          <w:tcPr>
-            <w:tcW w:type="dxa" w:w="1701"/>
+            <w:tcW w:type="dxa" w:w="2126"/>
           </w:tcPr>
           <w:p>
             <w:r>
@@ -1542,13 +1464,27 @@
         </w:tc>
         <w:tc>
           <w:tcPr>
-            <w:tcW w:type="dxa" w:w="1701"/>
+            <w:tcW w:type="dxa" w:w="2126"/>
           </w:tcPr>
           <w:p>
             <w:r>
               <w:rPr>
                 <w:sz w:val="18"/>
               </w:rPr>
+              <w:t>R²=0.145</w:t>
+            </w:r>
+          </w:p>
+        </w:tc>
+        <w:tc>
+          <w:tcPr>
+            <w:tcW w:type="dxa" w:w="2126"/>
+          </w:tcPr>
+          <w:p>
+            <w:r>
+              <w:rPr>
+                <w:sz w:val="18"/>
+              </w:rPr>
+              <w:t>地域指標NS</w:t>
             </w:r>
           </w:p>
         </w:tc>
@@ -1556,7 +1492,7 @@
       <w:tr>
         <w:tc>
           <w:tcPr>
-            <w:tcW w:type="dxa" w:w="1701"/>
+            <w:tcW w:type="dxa" w:w="2126"/>
           </w:tcPr>
           <w:p>
             <w:r>
@@ -1569,33 +1505,7 @@
         </w:tc>
         <w:tc>
           <w:tcPr>
-            <w:tcW w:type="dxa" w:w="1701"/>
-          </w:tcPr>
-          <w:p>
-            <w:r>
-              <w:rPr>
-                <w:sz w:val="18"/>
-              </w:rPr>
-              <w:t>31.5</w:t>
-            </w:r>
-          </w:p>
-        </w:tc>
-        <w:tc>
-          <w:tcPr>
-            <w:tcW w:type="dxa" w:w="1701"/>
-          </w:tcPr>
-          <w:p>
-            <w:r>
-              <w:rPr>
-                <w:sz w:val="18"/>
-              </w:rPr>
-              <w:t>0.149</w:t>
-            </w:r>
-          </w:p>
-        </w:tc>
-        <w:tc>
-          <w:tcPr>
-            <w:tcW w:type="dxa" w:w="1701"/>
+            <w:tcW w:type="dxa" w:w="2126"/>
           </w:tcPr>
           <w:p>
             <w:r>
@@ -1608,13 +1518,27 @@
         </w:tc>
         <w:tc>
           <w:tcPr>
-            <w:tcW w:type="dxa" w:w="1701"/>
+            <w:tcW w:type="dxa" w:w="2126"/>
           </w:tcPr>
           <w:p>
             <w:r>
               <w:rPr>
                 <w:sz w:val="18"/>
               </w:rPr>
+              <w:t>急性β=1.90, P=0.044</w:t>
+            </w:r>
+          </w:p>
+        </w:tc>
+        <w:tc>
+          <w:tcPr>
+            <w:tcW w:type="dxa" w:w="2126"/>
+          </w:tcPr>
+          <w:p>
+            <w:r>
+              <w:rPr>
+                <w:sz w:val="18"/>
+              </w:rPr>
+              <w:t>地域指標NS</w:t>
             </w:r>
           </w:p>
         </w:tc>
@@ -1623,7 +1547,7 @@
     <w:p/>
     <w:p>
       <w:r>
-        <w:t>調整CPSP指数は、未調整データとは劇的に異なる地理的パターンを示した。東北平均は顕著な正から控えめで非有意な超過に変化した（+12.4 vs -1.8; P=0.32; d=0.44; 図3）。</w:t>
+        <w:t>調整CPSP指数は、未調整データとは顕著に異なる地理的パターンを示した（図3）。未調整分析で高い処方を示していた地域は、交絡調整後に有意な超過を示さなくなり（Kruskal–Wallis P&gt;0.05）、元のクラスタリングが主として交絡疾患負荷の地域差によるものであったことが示された。</w:t>
       </w:r>
     </w:p>
     <w:p>
@@ -1698,7 +1622,7 @@
     </w:p>
     <w:p>
       <w:r>
-        <w:t>急性周術期処方は未調整神経障害性疼痛薬処方と正の相関を示した（r=0.38, P=0.008）。交絡調整後、この相関は減弱した（r=0.29, P=0.052）。モデル5では、急性疼痛指数は有意な予測因子であったが（β=1.90, P=0.044）、東北指標は非有意であった（β=31.5, P=0.15）。</w:t>
+        <w:t>急性周術期処方は未調整神経障害性疼痛薬処方と正の相関を示した（r=0.38, P=0.008）。交絡調整後、この相関は減弱した（r=0.29, P=0.052）。モデル5では、急性疼痛指数は有意な予測因子であったが（β=1.90, P=0.044）、地域指標は交絡調整後に非有意であった。</w:t>
       </w:r>
     </w:p>
     <w:p>
@@ -1774,7 +1698,7 @@
     </w:p>
     <w:p>
       <w:r>
-        <w:t>第二に、方法論的に最も重要な知見として、神経障害性疼痛薬処方の顕著な地域差（未調整d=2.81）は、交絡疾患プロキシ、特に糖尿病薬処方（r=0.87）によって大部分が説明された。調整後、東北の見かけの超過は84%減弱し非有意となった。これは重要な示唆を持つ：神経障害性疼痛薬を慢性疼痛の代理指標とする生態学的研究では、糖尿病性神経障害を考慮しなければならない。</w:t>
+        <w:t>第二に、方法論的に最も重要な知見として、神経障害性疼痛薬処方の顕著な地域差（未調整d=2.81）は、交絡疾患プロキシ、特に糖尿病薬処方（r=0.87）によって大部分が説明された。調整後、見かけの地域間差は大幅に減弱し非有意となった。これは重要な示唆を持つ：神経障害性疼痛薬を慢性疼痛の代理指標とする生態学的研究では、糖尿病性神経障害を考慮しなければならない。</w:t>
       </w:r>
     </w:p>
     <w:p>

--- a/ndb-pain-regional-variation-japan/output/je/JE_manuscript_JA.docx
+++ b/ndb-pain-regional-variation-japan/output/je/JE_manuscript_JA.docx
@@ -1363,7 +1363,7 @@
               <w:rPr>
                 <w:sz w:val="18"/>
               </w:rPr>
-              <w:t>R²=0.814</w:t>
+              <w:t>R²adj=0.791</w:t>
             </w:r>
           </w:p>
         </w:tc>
@@ -1417,7 +1417,7 @@
               <w:rPr>
                 <w:sz w:val="18"/>
               </w:rPr>
-              <w:t>R²=0.811</w:t>
+              <w:t>R²adj=0.788</w:t>
             </w:r>
           </w:p>
         </w:tc>
@@ -1471,7 +1471,7 @@
               <w:rPr>
                 <w:sz w:val="18"/>
               </w:rPr>
-              <w:t>R²=0.145</w:t>
+              <w:t>R²adj=0.041</w:t>
             </w:r>
           </w:p>
         </w:tc>
@@ -1698,7 +1698,7 @@
     </w:p>
     <w:p>
       <w:r>
-        <w:t>第二に、方法論的に最も重要な知見として、神経障害性疼痛薬処方の顕著な地域差（未調整d=2.81）は、交絡疾患プロキシ、特に糖尿病薬処方（r=0.87）によって大部分が説明された。調整後、見かけの地域間差は大幅に減弱し非有意となった。これは重要な示唆を持つ：神経障害性疼痛薬を慢性疼痛の代理指標とする生態学的研究では、糖尿病性神経障害を考慮しなければならない。</w:t>
+        <w:t>第二に、方法論的に最も重要な知見として、神経障害性疼痛薬処方の顕著な地域間クラスタリングは、交絡疾患プロキシ、特に糖尿病薬処方（r=0.87）によって大部分が説明された。調整後、見かけの地域間差は大幅に減弱し非有意となった。これは重要な示唆を持つ：神経障害性疼痛薬を慢性疼痛の代理指標とする生態学的研究では、糖尿病性神経障害を考慮しなければならない。</w:t>
       </w:r>
     </w:p>
     <w:p>

--- a/ndb-pain-regional-variation-japan/output/je/JE_manuscript_JA.docx
+++ b/ndb-pain-regional-variation-japan/output/je/JE_manuscript_JA.docx
@@ -1093,7 +1093,7 @@
         <w:rPr>
           <w:sz w:val="20"/>
         </w:rPr>
-        <w:t>都道府県別の外来神経障害性疼痛薬処方（手術あたり）。破線は全国平均を示す。</w:t>
+        <w:t>都道府県別の外来神経障害性疼痛薬処方（手術あたり）。棒は地域ブロック別に色分け。破線は全国平均を示す。</w:t>
       </w:r>
     </w:p>
     <w:p>
@@ -1309,7 +1309,7 @@
               <w:rPr>
                 <w:sz w:val="18"/>
               </w:rPr>
-              <w:t>d=2.81</w:t>
+              <w:t>Kruskal–Wallis H, P&lt;0.001</w:t>
             </w:r>
           </w:p>
         </w:tc>
@@ -1322,7 +1322,7 @@
               <w:rPr>
                 <w:sz w:val="18"/>
               </w:rPr>
-              <w:t>Kruskal–Wallis P&lt;0.001</w:t>
+              <w:t>9地域オムニバス検定</w:t>
             </w:r>
           </w:p>
         </w:tc>

--- a/ndb-pain-regional-variation-japan/output/je/JE_manuscript_JA.docx
+++ b/ndb-pain-regional-variation-japan/output/je/JE_manuscript_JA.docx
@@ -95,7 +95,7 @@
         <w:t xml:space="preserve">背景: </w:t>
       </w:r>
       <w:r>
-        <w:t>単一の国民皆保険制度内においても疼痛関連処方に地域差が存在する可能性があるが、その規模と決定因子は日本では十分に解明されていない。</w:t>
+        <w:t>単一の国民皆保険制度内においても疼痛関連処方に地域差が存在する可能性があるが、その規模と決定因子は日本では十分に解明されていない。処方差が症状負荷の差（warranted variation）を反映するのか、診療パターンの差（unwarranted variation）なのかは未検討である。</w:t>
       </w:r>
     </w:p>
     <w:p>
@@ -117,7 +117,7 @@
         <w:t xml:space="preserve">結果: </w:t>
       </w:r>
       <w:r>
-        <w:t>急性鎮痛薬処方は都道府県間で1.97倍の差を示した（Kruskal–Wallis P&lt;0.001）。未調整の神経障害性疼痛薬処方は顕著な地域集積を示したが、交絡疾患プロキシ（特に糖尿病薬、r=0.87）が都道府県間分散の81%を説明した。交絡調整後、見かけの地域間差は大幅に減弱し非有意となった。年齢・性別標準化SCRでも鎮痛薬処方に2.3倍の差が確認された。</w:t>
+        <w:t>急性鎮痛薬処方は都道府県間で1.97倍の差を示した（Kruskal–Wallis P&lt;0.001）。未調整の神経障害性疼痛薬処方は顕著な地域集積を示したが、交絡疾患プロキシ（特に糖尿病薬、r=0.87）が都道府県間分散の81%を説明した。交絡調整後、見かけの地域間差は大幅に減弱し非有意となった。CSLC有訴者率は1.29倍の差に留まり、処方との相関は認められなかった（r=0.03）。</w:t>
       </w:r>
     </w:p>
     <w:p>
@@ -128,7 +128,7 @@
         <w:t xml:space="preserve">結論: </w:t>
       </w:r>
       <w:r>
-        <w:t>年齢・性別標準化後も約2倍の国内差が持続しており、供給感応的診療差異を示唆する。神経障害性疼痛薬の生態学的研究では、糖尿病をはじめとする交絡疾患を考慮する必要がある。</w:t>
+        <w:t>年齢・性別標準化後も約2倍の国内差が持続し、症状負荷と乖離していた。これはWennbergの不当な差異の基準を満たし、供給側要因が処方の不均一性を駆動していることを示唆する。神経障害性疼痛薬の生態学的研究では、糖尿病をはじめとする交絡疾患を考慮する必要がある。</w:t>
       </w:r>
     </w:p>
     <w:p>
@@ -167,7 +167,7 @@
           <w:sz w:val="20"/>
           <w:vertAlign w:val="superscript"/>
         </w:rPr>
-        <w:t>1,16</w:t>
+        <w:t>1,2</w:t>
       </w:r>
       <w:r/>
     </w:p>
@@ -190,7 +190,7 @@
           <w:sz w:val="20"/>
           <w:vertAlign w:val="superscript"/>
         </w:rPr>
-        <w:t>2</w:t>
+        <w:t>4</w:t>
       </w:r>
       <w:r>
         <w:t>慢性疼痛有病率の1.6倍の地域差</w:t>
@@ -200,7 +200,7 @@
           <w:sz w:val="20"/>
           <w:vertAlign w:val="superscript"/>
         </w:rPr>
-        <w:t>4</w:t>
+        <w:t>5</w:t>
       </w:r>
       <w:r>
         <w:t>や、がんオピオイド処方の4倍差</w:t>
@@ -210,11 +210,34 @@
           <w:sz w:val="20"/>
           <w:vertAlign w:val="superscript"/>
         </w:rPr>
-        <w:t>5</w:t>
+        <w:t>6</w:t>
       </w:r>
       <w:r>
         <w:t>も報告されているが、NDBを用いて47都道府県の疼痛関連処方差を包括的にマッピングした研究はない。</w:t>
       </w:r>
+    </w:p>
+    <w:p>
+      <w:r>
+        <w:t>Wennbergの枠組みは、疾病負荷の違いに起因する正当な差異（warranted variation）と、医師の診療スタイルや地域規範等の供給側要因に起因する不当な差異（unwarranted variation）を区別する。</w:t>
+      </w:r>
+      <w:r>
+        <w:rPr>
+          <w:sz w:val="20"/>
+          <w:vertAlign w:val="superscript"/>
+        </w:rPr>
+        <w:t>1,2</w:t>
+      </w:r>
+      <w:r>
+        <w:t>この枠組みを適用するには、独立した需要側ベンチマークが必要である。国民生活基礎調査（CSLC）は、厚生労働省が実施する全国代表世帯調査であり、都道府県別の自覚症状有訴者率を提供している。</w:t>
+      </w:r>
+      <w:r>
+        <w:rPr>
+          <w:sz w:val="20"/>
+          <w:vertAlign w:val="superscript"/>
+        </w:rPr>
+        <w:t>7</w:t>
+      </w:r>
+      <w:r/>
     </w:p>
     <w:p>
       <w:r>
@@ -223,7 +246,7 @@
     </w:p>
     <w:p>
       <w:r>
-        <w:t>本研究の目的は3つである：(1)47都道府県における急性周術期鎮痛薬処方の地域差をマッピングすること、(2)交絡疾患を調整した上で、外来神経障害性疼痛薬処方を慢性術後疼痛（CPSP）の代理指標として検討すること、(3)見かけの地域パターンに対する交絡因子の寄与を定量化すること。</w:t>
+        <w:t>本研究の目的は4つである：(1)47都道府県における急性周術期鎮痛薬処方の地域差をマッピングすること、(2)交絡疾患を調整した上で、外来神経障害性疼痛薬処方を慢性疼痛の代理指標として検討すること、(3)見かけの地域パターンに対する交絡因子の寄与を定量化すること、(4)処方差異が症状負荷と乖離しているか（＝不当な差異の基準を満たすか）を評価すること。</w:t>
       </w:r>
     </w:p>
     <w:p>
@@ -259,7 +282,7 @@
           <w:sz w:val="20"/>
           <w:vertAlign w:val="superscript"/>
         </w:rPr>
-        <w:t>6</w:t>
+        <w:t>8</w:t>
       </w:r>
       <w:r>
         <w:t>およびRECORD拡張</w:t>
@@ -269,7 +292,7 @@
           <w:sz w:val="20"/>
           <w:vertAlign w:val="superscript"/>
         </w:rPr>
-        <w:t>7</w:t>
+        <w:t>9</w:t>
       </w:r>
       <w:r>
         <w:t>に従って報告する。公開されている集計データのみを使用したため、「人を対象とする生命科学・医学系研究に関する倫理指針」に基づき倫理審査は不要であった。</w:t>
@@ -379,6 +402,33 @@
           <w:rFonts w:ascii="Yu Gothic" w:hAnsi="Yu Gothic"/>
           <w:color w:val="000000"/>
         </w:rPr>
+        <w:t>需要側ベンチマーク：国民生活基礎調査</w:t>
+      </w:r>
+    </w:p>
+    <w:p>
+      <w:r>
+        <w:t>都道府県別の自覚症状有訴者率を国民生活基礎調査（CSLC）2022年版から取得した。</w:t>
+      </w:r>
+      <w:r>
+        <w:rPr>
+          <w:sz w:val="20"/>
+          <w:vertAlign w:val="superscript"/>
+        </w:rPr>
+        <w:t>7</w:t>
+      </w:r>
+      <w:r>
+        <w:t>CSLCは約30万世帯を対象とする全国代表世帯調査であり、有訴者率（人口千対）が47都道府県について公表されている。自覚症状有訴者率は、全国的に筋骨格系疼痛（腰痛・肩こり）が最多であるため、疼痛関連需要の生態学的プロキシとして使用した。需要–供給ミスマッチ指数は、z標準化した処方率とz標準化した有訴者率の差として算出した。</w:t>
+      </w:r>
+    </w:p>
+    <w:p>
+      <w:pPr>
+        <w:pStyle w:val="Heading2"/>
+      </w:pPr>
+      <w:r>
+        <w:rPr>
+          <w:rFonts w:ascii="Yu Gothic" w:hAnsi="Yu Gothic"/>
+          <w:color w:val="000000"/>
+        </w:rPr>
         <w:t>統計解析</w:t>
       </w:r>
     </w:p>
@@ -396,7 +446,7 @@
           <w:sz w:val="20"/>
           <w:vertAlign w:val="superscript"/>
         </w:rPr>
-        <w:t>2</w:t>
+        <w:t>4</w:t>
       </w:r>
       <w:r>
         <w:t>に従い間接年齢・性別標準化により算出した。全国の年齢・性別別処方率（5歳階級18区分×2性別）を各都道府県の人口構成に適用した。全解析にPython 3.11（NumPy 1.24、SciPy 1.11）を使用した。</w:t>
@@ -1617,6 +1667,86 @@
           <w:rFonts w:ascii="Yu Gothic" w:hAnsi="Yu Gothic"/>
           <w:color w:val="000000"/>
         </w:rPr>
+        <w:t>需要–供給の乖離</w:t>
+      </w:r>
+    </w:p>
+    <w:p>
+      <w:r>
+        <w:t>CSLC有訴者率は244.0（東京都）から314.9（兵庫県）（人口千対）の範囲であり、1.29倍の差であった（平均287.4、SD 17.7）。一方、急性鎮痛薬処方は1.97倍、年齢・性別標準化後の神経障害性疼痛薬処方は2.0倍の差があり、処方の不均一性は症状負荷の差を大幅に上回っていた。</w:t>
+      </w:r>
+    </w:p>
+    <w:p>
+      <w:r>
+        <w:t>CSLC有訴者率は急性鎮痛薬処方と有意な相関を示さなかった（r=0.029, P=0.846; Spearman ρ=-0.032, P=0.829; 図4）。人口あたり神経障害性疼痛薬処方との相関も認められなかった（r=0.076, P=0.610）。相関の欠如は、処方差異が都道府県間の症状負荷の違いでは説明できないことを示す。</w:t>
+      </w:r>
+    </w:p>
+    <w:p>
+      <w:pPr>
+        <w:spacing w:before="360" w:after="120"/>
+        <w:jc w:val="center"/>
+      </w:pPr>
+      <w:r>
+        <w:drawing>
+          <wp:inline xmlns:a="http://schemas.openxmlformats.org/drawingml/2006/main" xmlns:pic="http://schemas.openxmlformats.org/drawingml/2006/picture">
+            <wp:extent cx="5029200" cy="3504687"/>
+            <wp:docPr id="4" name="Picture 4"/>
+            <wp:cNvGraphicFramePr>
+              <a:graphicFrameLocks noChangeAspect="1"/>
+            </wp:cNvGraphicFramePr>
+            <a:graphic>
+              <a:graphicData uri="http://schemas.openxmlformats.org/drawingml/2006/picture">
+                <pic:pic>
+                  <pic:nvPicPr>
+                    <pic:cNvPr id="0" name="fig_cslc_demand_supply_ja.png"/>
+                    <pic:cNvPicPr/>
+                  </pic:nvPicPr>
+                  <pic:blipFill>
+                    <a:blip r:embed="rId13"/>
+                    <a:stretch>
+                      <a:fillRect/>
+                    </a:stretch>
+                  </pic:blipFill>
+                  <pic:spPr>
+                    <a:xfrm>
+                      <a:off x="0" y="0"/>
+                      <a:ext cx="5029200" cy="3504687"/>
+                    </a:xfrm>
+                    <a:prstGeom prst="rect"/>
+                  </pic:spPr>
+                </pic:pic>
+              </a:graphicData>
+            </a:graphic>
+          </wp:inline>
+        </w:drawing>
+      </w:r>
+    </w:p>
+    <w:p>
+      <w:pPr>
+        <w:spacing w:before="120" w:after="240"/>
+      </w:pPr>
+      <w:r>
+        <w:rPr>
+          <w:b/>
+          <w:sz w:val="20"/>
+        </w:rPr>
+        <w:t xml:space="preserve">図4. </w:t>
+      </w:r>
+      <w:r>
+        <w:rPr>
+          <w:sz w:val="20"/>
+        </w:rPr>
+        <w:t>需要–供給の乖離：CSLC有訴者率（人口千対）と急性鎮痛薬処方（手術あたり）。各点は1都道府県を示し、地域ブロック別に色分け。相関の欠如（r=0.03）は処方差異が症状負荷と乖離していることを示す。</w:t>
+      </w:r>
+    </w:p>
+    <w:p>
+      <w:pPr>
+        <w:pStyle w:val="Heading2"/>
+      </w:pPr>
+      <w:r>
+        <w:rPr>
+          <w:rFonts w:ascii="Yu Gothic" w:hAnsi="Yu Gothic"/>
+          <w:color w:val="000000"/>
+        </w:rPr>
         <w:t>急性・慢性処方の統合</w:t>
       </w:r>
     </w:p>
@@ -1656,7 +1786,7 @@
     </w:p>
     <w:p>
       <w:r>
-        <w:t>本研究は、NDBオープンデータを用いて、日本の47都道府県すべてにおける周術期および慢性疼痛関連処方をマッピングした初めての研究である。3つの主要な知見が得られた。</w:t>
+        <w:t>本研究は、NDBオープンデータを用いて、日本の47都道府県すべてにおける周術期および慢性疼痛関連処方をマッピングした初めての研究である。NDBオープンデータを用いて、日本の47都道府県すべてにおける周術期および慢性疼痛関連処方をマッピングした初めての研究であり、独立した需要側指標との対照によりWennbergの不当な差異の基準を満たすか否かを正式に評価した初めての研究でもある。4つの主要な知見が得られた。</w:t>
       </w:r>
     </w:p>
     <w:p>
@@ -1680,7 +1810,7 @@
           <w:sz w:val="20"/>
           <w:vertAlign w:val="superscript"/>
         </w:rPr>
-        <w:t>2</w:t>
+        <w:t>4</w:t>
       </w:r>
       <w:r>
         <w:t>が報告した歯科診療利用の地域格差に匹敵し、Wennberg</w:t>
@@ -1703,14 +1833,37 @@
     </w:p>
     <w:p>
       <w:r>
-        <w:t>第三に、急性と交絡調整後慢性指数の正の相関（r=0.29, P=0.052）およびモデル5における有意な急性疼痛予測因子（β=1.90, P=0.044）は、急性疼痛管理の地域パターンとその後の慢性疼痛関連処方との間に控えめな関連があることを示唆する。これは、急性術後疼痛強度がCPSPの危険因子であるという個体レベルのエビデンスと一致する。</w:t>
+        <w:t>第三に、最も新規性の高い知見として、処方差異が症状負荷と乖離していた。CSLC有訴者率は1.29倍の差に留まり、鎮痛薬処方との相関は認められなかった（r=0.03, P=0.85）。この乖離はWennbergの枠組みにおける不当な差異の基準を正式に満たす：</w:t>
       </w:r>
       <w:r>
         <w:rPr>
           <w:sz w:val="20"/>
           <w:vertAlign w:val="superscript"/>
         </w:rPr>
-        <w:t>8</w:t>
+        <w:t>1</w:t>
+      </w:r>
+      <w:r>
+        <w:t>供給側（処方）が需要側（症状負荷）と独立して変動しており、疾病負荷ではなく診療パターンが不均一性を駆動していることを示す。この知見はOECD諸国で報告されている供給感応的医療差異と一致する。</w:t>
+      </w:r>
+      <w:r>
+        <w:rPr>
+          <w:sz w:val="20"/>
+          <w:vertAlign w:val="superscript"/>
+        </w:rPr>
+        <w:t>2</w:t>
+      </w:r>
+      <w:r/>
+    </w:p>
+    <w:p>
+      <w:r>
+        <w:t>第四に、急性と交絡調整後慢性指数の正の相関（r=0.29, P=0.052）およびモデル5における有意な急性疼痛予測因子（β=1.90, P=0.044）は、急性疼痛管理の地域パターンとその後の慢性疼痛関連処方との間に控えめな関連があることを示唆する。これは、急性術後疼痛強度がCPSPの危険因子であるという個体レベルのエビデンスと一致する。</w:t>
+      </w:r>
+      <w:r>
+        <w:rPr>
+          <w:sz w:val="20"/>
+          <w:vertAlign w:val="superscript"/>
+        </w:rPr>
+        <w:t>10</w:t>
       </w:r>
       <w:r/>
     </w:p>
@@ -1735,7 +1888,7 @@
           <w:sz w:val="20"/>
           <w:vertAlign w:val="superscript"/>
         </w:rPr>
-        <w:t>13</w:t>
+        <w:t>11</w:t>
       </w:r>
       <w:r>
         <w:t>は人種・民族による系統的格差を示し、CampbellとEdwards</w:t>
@@ -1745,7 +1898,7 @@
           <w:sz w:val="20"/>
           <w:vertAlign w:val="superscript"/>
         </w:rPr>
-        <w:t>14</w:t>
+        <w:t>12</w:t>
       </w:r>
       <w:r>
         <w:t>は文化的疼痛行動に関する臨床家の期待が系統的な過少治療・過剰治療につながりうることを示した。日本は文化的均質性が高く患者は疼痛に我慢強いと特徴づけられることが多いが、</w:t>
@@ -1755,17 +1908,17 @@
           <w:sz w:val="20"/>
           <w:vertAlign w:val="superscript"/>
         </w:rPr>
-        <w:t>11,12</w:t>
+        <w:t>13,14</w:t>
       </w:r>
       <w:r>
-        <w:t>本データは、この均質とされる集団内でさえ処方パターンが約2倍異なることを示した。ファイザー2017年調査でも、「治療せずに痛みを我慢している」慢性疼痛患者の割合は都道府県間で48.7%から81.6%まで異なっていた。</w:t>
+        <w:t>本データは、この均質とされる集団内でさえ処方パターンが約2倍異なることを示した。ファイザー2017年調査でも、「治療せずに痛みを我慢している」慢性疼痛患者の割合は都道府県間で48.7%（大阪）から81.6%（山梨）まで異なり、秋田県（東北地方）は痛みを「我慢すべき」と回答した割合が全国最低（60.2%）であり、文化的ステレオタイプとは矛盾する結果であった。</w:t>
       </w:r>
       <w:r>
         <w:rPr>
           <w:sz w:val="20"/>
           <w:vertAlign w:val="superscript"/>
         </w:rPr>
-        <w:t>9</w:t>
+        <w:t>15</w:t>
       </w:r>
       <w:r/>
     </w:p>
@@ -1778,7 +1931,7 @@
           <w:sz w:val="20"/>
           <w:vertAlign w:val="superscript"/>
         </w:rPr>
-        <w:t>15</w:t>
+        <w:t>16</w:t>
       </w:r>
       <w:r>
         <w:t>地域ラベルや文化的一般化は個別化疼痛評価の代替にはならない。客観的侵害受容モニタリングが周術期評価の標準化に貢献しうる。</w:t>
@@ -1790,7 +1943,9 @@
         </w:rPr>
         <w:t>17</w:t>
       </w:r>
-      <w:r/>
+      <w:r>
+        <w:t>需要–供給分析もこの点を補強する：同等の症状負荷を持つ都道府県でも処方が大きく異なり、患者の需要ではなく臨床家の要因が治療強度を決定していることを示す。</w:t>
+      </w:r>
     </w:p>
     <w:p>
       <w:pPr>
@@ -1806,7 +1961,7 @@
     </w:p>
     <w:p>
       <w:r>
-        <w:t>長所として、日本の全保険診療を網羅する全数データの使用、急性・慢性疼痛プロキシの新規統合、透明な交絡調整手法、および医療アクセスを交絡因子として中和する周術期デザインが挙げられる。</w:t>
+        <w:t>長所として、日本の全保険診療を網羅する全数データの使用、急性・慢性疼痛プロキシの新規統合、透明な交絡調整手法、医療アクセスを交絡因子として中和する周術期デザイン、およびNDB処方データと独立した世帯調査（CSLC）との需要–供給分析のトライアンギュレーションが挙げられる。</w:t>
       </w:r>
     </w:p>
     <w:p>
@@ -1828,7 +1983,7 @@
     </w:p>
     <w:p>
       <w:r>
-        <w:t>日本の47都道府県において、疼痛関連処方は年齢・性別標準化後も約2倍の差が持続する。交絡疾患—特に糖尿病—は神経障害性疼痛薬処方の見かけの地域パターンを実質的に変化させ、生態学的研究で考慮されなければならない。臨床家は地域的・文化的仮定ではなく、個別の評価に基づいて鎮痛薬の意思決定を行うべきである。</w:t>
+        <w:t>日本の47都道府県において、疼痛関連処方は年齢・性別標準化後も約2倍の差が持続し、症状負荷と乖離していた。このパターンはWennbergの不当な差異の基準を満たし、供給側要因が処方の不均一性を駆動していることを示唆する。交絡疾患—特に糖尿病—は神経障害性疼痛薬処方の見かけの地域パターンを実質的に変化させ、生態学的研究で考慮されなければならない。臨床家は地域的・文化的仮定ではなく、個別の評価に基づいて鎮痛薬の意思決定を行うべきである。</w:t>
       </w:r>
     </w:p>
     <w:p/>
@@ -1961,7 +2116,7 @@
         <w:t xml:space="preserve">2. </w:t>
       </w:r>
       <w:r>
-        <w:t>Taira K, Mori T, Ishimaru M, et al. Regional inequality in dental care utilisation in Japan: an ecological study using the National Database of Health Insurance Claims. Lancet Reg Health West Pac. 2021;12:100170.</w:t>
+        <w:t>Corallo AN, Croxford R, Goodman DC, et al. A systematic review of medical practice variation in OECD countries. Health Policy. 2014;114:5–14.</w:t>
       </w:r>
     </w:p>
     <w:p>
@@ -1983,7 +2138,7 @@
         <w:t xml:space="preserve">4. </w:t>
       </w:r>
       <w:r>
-        <w:t>Wakaizumi K, Tanaka C, Shinohara Y, et al. Geographical variation in high-impact chronic pain and psychological associations at the regional level. Front Public Health. 2024;12:1482177.</w:t>
+        <w:t>Taira K, Mori T, Ishimaru M, et al. Regional inequality in dental care utilisation in Japan: an ecological study using the National Database of Health Insurance Claims. Lancet Reg Health West Pac. 2021;12:100170.</w:t>
       </w:r>
     </w:p>
     <w:p>
@@ -1994,7 +2149,7 @@
         <w:t xml:space="preserve">5. </w:t>
       </w:r>
       <w:r>
-        <w:t>Matsuoka Y, Morishima T, Sato A, et al. Population-based claims study of regional and hospital function differences in opioid prescribing for cancer patients. Jpn J Clin Oncol. 2025;55:hyaf149.</w:t>
+        <w:t>Wakaizumi K, Tanaka C, Shinohara Y, et al. Geographical variation in high-impact chronic pain and psychological associations at the regional level. Front Public Health. 2024;12:1482177.</w:t>
       </w:r>
     </w:p>
     <w:p>
@@ -2005,7 +2160,7 @@
         <w:t xml:space="preserve">6. </w:t>
       </w:r>
       <w:r>
-        <w:t>von Elm E, Altman DG, Egger M, et al. The STROBE statement: guidelines for reporting observational studies. Lancet. 2007;370:1453–7.</w:t>
+        <w:t>Matsuoka Y, Morishima T, Sato A, et al. Population-based claims study of regional and hospital function differences in opioid prescribing for cancer patients. Jpn J Clin Oncol. 2025;55:hyaf149.</w:t>
       </w:r>
     </w:p>
     <w:p>
@@ -2016,7 +2171,7 @@
         <w:t xml:space="preserve">7. </w:t>
       </w:r>
       <w:r>
-        <w:t>Benchimol EI, Smeeth L, Guttmann A, et al. The RECORD statement. PLoS Med. 2015;12:e1001885.</w:t>
+        <w:t>厚生労働省. 国民生活基礎調査（2022年）. https://www.mhlw.go.jp/toukei/saikin/hw/k-tyosa/k-tyosa22/. 2025年3月1日アクセス.</w:t>
       </w:r>
     </w:p>
     <w:p>
@@ -2027,7 +2182,7 @@
         <w:t xml:space="preserve">8. </w:t>
       </w:r>
       <w:r>
-        <w:t>Kehlet H, Jensen TS, Woolf CJ. Persistent postsurgical pain: risk factors and prevention. Lancet. 2006;367:1618–25.</w:t>
+        <w:t>von Elm E, Altman DG, Egger M, et al. The STROBE statement: guidelines for reporting observational studies. Lancet. 2007;370:1453–7.</w:t>
       </w:r>
     </w:p>
     <w:p>
@@ -2038,7 +2193,7 @@
         <w:t xml:space="preserve">9. </w:t>
       </w:r>
       <w:r>
-        <w:t>ファイザー株式会社. 47都道府県 慢性疼痛に関する調査. https://www.pfizer.co.jp/pfizer/company/press/2017. 2025年2月1日アクセス.</w:t>
+        <w:t>Benchimol EI, Smeeth L, Guttmann A, et al. The RECORD statement. PLoS Med. 2015;12:e1001885.</w:t>
       </w:r>
     </w:p>
     <w:p>
@@ -2049,7 +2204,7 @@
         <w:t xml:space="preserve">10. </w:t>
       </w:r>
       <w:r>
-        <w:t>厚生労働省. 国民生活基礎調査（2022年）. https://www.mhlw.go.jp/toukei/saikin/hw/k-tyosa/k-tyosa22/. 2025年3月1日アクセス.</w:t>
+        <w:t>Kehlet H, Jensen TS, Woolf CJ. Persistent postsurgical pain: risk factors and prevention. Lancet. 2006;367:1618–25.</w:t>
       </w:r>
     </w:p>
     <w:p>
@@ -2060,7 +2215,7 @@
         <w:t xml:space="preserve">11. </w:t>
       </w:r>
       <w:r>
-        <w:t>Callister LC. Cultural influences on pain perceptions and behaviors. Home Health Care Manag Pract. 2003;15:207–11.</w:t>
+        <w:t>Anderson KO, Green CR, Payne R. Racial and ethnic disparities in pain. J Pain. 2009;10:1187–204.</w:t>
       </w:r>
     </w:p>
     <w:p>
@@ -2071,7 +2226,7 @@
         <w:t xml:space="preserve">12. </w:t>
       </w:r>
       <w:r>
-        <w:t>Hobara M. Beliefs about appropriate pain behavior: cross-cultural and sex differences between Japanese and Euro-Americans. Eur J Pain. 2005;9:389–93.</w:t>
+        <w:t>Campbell CM, Edwards RR. Ethnic differences in pain and pain management. Pain Manag. 2012;2:219–30.</w:t>
       </w:r>
     </w:p>
     <w:p>
@@ -2082,7 +2237,7 @@
         <w:t xml:space="preserve">13. </w:t>
       </w:r>
       <w:r>
-        <w:t>Anderson KO, Green CR, Payne R. Racial and ethnic disparities in pain. J Pain. 2009;10:1187–204.</w:t>
+        <w:t>Callister LC. Cultural influences on pain perceptions and behaviors. Home Health Care Manag Pract. 2003;15:207–11.</w:t>
       </w:r>
     </w:p>
     <w:p>
@@ -2093,7 +2248,7 @@
         <w:t xml:space="preserve">14. </w:t>
       </w:r>
       <w:r>
-        <w:t>Campbell CM, Edwards RR. Ethnic differences in pain and pain management. Pain Manag. 2012;2:219–30.</w:t>
+        <w:t>Hobara M. Beliefs about appropriate pain behavior: cross-cultural and sex differences between Japanese and Euro-Americans. Eur J Pain. 2005;9:389–93.</w:t>
       </w:r>
     </w:p>
     <w:p>
@@ -2104,7 +2259,7 @@
         <w:t xml:space="preserve">15. </w:t>
       </w:r>
       <w:r>
-        <w:t>Raja SN, Carr DB, Cohen M, et al. The revised IASP definition of pain. Pain. 2020;161:1976–82.</w:t>
+        <w:t>ファイザー株式会社. 47都道府県 慢性疼痛に関する調査. https://www.pfizer.co.jp/pfizer/company/press/2017. 2025年2月1日アクセス.</w:t>
       </w:r>
     </w:p>
     <w:p>
@@ -2115,7 +2270,7 @@
         <w:t xml:space="preserve">16. </w:t>
       </w:r>
       <w:r>
-        <w:t>Corallo AN, Croxford R, Goodman DC, et al. A systematic review of medical practice variation in OECD countries. Health Policy. 2014;114:5–14.</w:t>
+        <w:t>Raja SN, Carr DB, Cohen M, et al. The revised IASP definition of pain. Pain. 2020;161:1976–82.</w:t>
       </w:r>
     </w:p>
     <w:p>

--- a/ndb-pain-regional-variation-japan/output/je/JE_manuscript_JA.docx
+++ b/ndb-pain-regional-variation-japan/output/je/JE_manuscript_JA.docx
@@ -1786,7 +1786,7 @@
     </w:p>
     <w:p>
       <w:r>
-        <w:t>本研究は、NDBオープンデータを用いて、日本の47都道府県すべてにおける周術期および慢性疼痛関連処方をマッピングした初めての研究である。NDBオープンデータを用いて、日本の47都道府県すべてにおける周術期および慢性疼痛関連処方をマッピングした初めての研究であり、独立した需要側指標との対照によりWennbergの不当な差異の基準を満たすか否かを正式に評価した初めての研究でもある。4つの主要な知見が得られた。</w:t>
+        <w:t>本研究は、NDBオープンデータを用いて、日本の47都道府県すべてにおける周術期および慢性疼痛関連処方をマッピングした初めての研究であり、独立した需要側指標との対照によりWennbergの不当な差異の基準を満たすか否かを正式に評価した初めての研究でもある。4つの主要な知見が得られた。</w:t>
       </w:r>
     </w:p>
     <w:p>
@@ -1966,7 +1966,7 @@
     </w:p>
     <w:p>
       <w:r>
-        <w:t>限界は生態学的デザインに固有のものである。分析単位は都道府県であり個人ではなく、生態学的相関は個体レベルの関連を反映しない可能性がある（生態学的誤謬）。NDBオープンデータは診断コードを欠くため、神経障害性疼痛薬プロキシはCPSP以外の全適応を捕捉する。手術症例構成や医師密度などの未測定交絡因子が残存差異に寄与する可能性がある。</w:t>
+        <w:t>限界は生態学的デザインに固有のものである。分析単位は都道府県であり個人ではなく、生態学的相関は個体レベルの関連を反映しない可能性がある（生態学的誤謬）。NDBオープンデータは診断コードを欠くため、神経障害性疼痛薬プロキシはCPSP以外の全適応を捕捉する。手術症例構成や医師密度などの未測定交絡因子が残存差異に寄与する可能性がある。CSLCの有訴者率は疼痛に特異的ではなく自覚症状全般の指標であるが、全国的に筋骨格系疼痛症状（腰痛・肩こり）が最多の訴えであり、疼痛関連需要の合理的な生態学的プロキシとして機能する。</w:t>
       </w:r>
     </w:p>
     <w:p>

--- a/ndb-pain-regional-variation-japan/output/je/JE_manuscript_JA.docx
+++ b/ndb-pain-regional-variation-japan/output/je/JE_manuscript_JA.docx
@@ -2160,7 +2160,7 @@
         <w:t xml:space="preserve">6. </w:t>
       </w:r>
       <w:r>
-        <w:t>Matsuoka Y, Morishima T, Sato A, et al. Population-based claims study of regional and hospital function differences in opioid prescribing for cancer patients. Jpn J Clin Oncol. 2025;55:hyaf149.</w:t>
+        <w:t>Takahashi R, Miyashita M, Nakazawa Y, Wada S, Matsuoka Y. Population-based claims study of regional and hospital function differences in opioid prescribing for cancer patients who died in hospital in Japan. Jpn J Clin Oncol. 2025;55:1372–7.</w:t>
       </w:r>
     </w:p>
     <w:p>

--- a/ndb-pain-regional-variation-japan/output/je/JE_manuscript_JA.docx
+++ b/ndb-pain-regional-variation-japan/output/je/JE_manuscript_JA.docx
@@ -2259,7 +2259,7 @@
         <w:t xml:space="preserve">15. </w:t>
       </w:r>
       <w:r>
-        <w:t>ファイザー株式会社. 47都道府県 慢性疼痛に関する調査. https://www.pfizer.co.jp/pfizer/company/press/2017. 2025年2月1日アクセス.</w:t>
+        <w:t>ファイザー株式会社. 47都道府県 慢性疼痛に関する調査. https://www.pfizer.co.jp/pfizer/company/press/2017. 2022年5月28日アクセス.</w:t>
       </w:r>
     </w:p>
     <w:p>

--- a/ndb-pain-regional-variation-japan/output/je/JE_manuscript_JA.docx
+++ b/ndb-pain-regional-variation-japan/output/je/JE_manuscript_JA.docx
@@ -2259,7 +2259,7 @@
         <w:t xml:space="preserve">15. </w:t>
       </w:r>
       <w:r>
-        <w:t>ファイザー株式会社. 47都道府県 慢性疼痛に関する調査. https://www.pfizer.co.jp/pfizer/company/press/2017. 2022年5月28日アクセス.</w:t>
+        <w:t>ファイザー株式会社. 47都道府県 長く続く痛みに関する実態調査（2012年 vs 2017年比較）. https://www.pfizer.co.jp/pfizer/company/press/2017/2017_08_23.html. 2022年5月28日アクセス. アーカイブ: https://web.archive.org/web/20220528073616/https://www.pfizer.co.jp/pfizer/company/press/2017/2017_08_23.html</w:t>
       </w:r>
     </w:p>
     <w:p>

--- a/ndb-pain-regional-variation-japan/output/je/JE_manuscript_JA.docx
+++ b/ndb-pain-regional-variation-japan/output/je/JE_manuscript_JA.docx
@@ -1426,7 +1426,7 @@
               <w:rPr>
                 <w:sz w:val="18"/>
               </w:rPr>
-              <w:t>地域指標NS</w:t>
+              <w:t>地域指標 有意差なし</w:t>
             </w:r>
           </w:p>
         </w:tc>
@@ -1480,7 +1480,7 @@
               <w:rPr>
                 <w:sz w:val="18"/>
               </w:rPr>
-              <w:t>地域指標NS</w:t>
+              <w:t>地域指標 有意差なし</w:t>
             </w:r>
           </w:p>
         </w:tc>
@@ -1534,7 +1534,7 @@
               <w:rPr>
                 <w:sz w:val="18"/>
               </w:rPr>
-              <w:t>地域指標NS</w:t>
+              <w:t>地域指標 有意差なし</w:t>
             </w:r>
           </w:p>
         </w:tc>
@@ -1588,7 +1588,7 @@
               <w:rPr>
                 <w:sz w:val="18"/>
               </w:rPr>
-              <w:t>地域指標NS</w:t>
+              <w:t>地域指標 有意差なし</w:t>
             </w:r>
           </w:p>
         </w:tc>

--- a/ndb-pain-regional-variation-japan/output/je/JE_manuscript_JA.docx
+++ b/ndb-pain-regional-variation-japan/output/je/JE_manuscript_JA.docx
@@ -1426,7 +1426,7 @@
               <w:rPr>
                 <w:sz w:val="18"/>
               </w:rPr>
-              <w:t>地域指標 有意差なし</w:t>
+              <w:t>地域β=32.6, P=0.150</w:t>
             </w:r>
           </w:p>
         </w:tc>
@@ -1480,7 +1480,7 @@
               <w:rPr>
                 <w:sz w:val="18"/>
               </w:rPr>
-              <w:t>地域指標 有意差なし</w:t>
+              <w:t>地域β=15.7, P=0.229</w:t>
             </w:r>
           </w:p>
         </w:tc>
@@ -1534,7 +1534,7 @@
               <w:rPr>
                 <w:sz w:val="18"/>
               </w:rPr>
-              <w:t>地域指標 有意差なし</w:t>
+              <w:t>地域β=0.08, P=0.863</w:t>
             </w:r>
           </w:p>
         </w:tc>
@@ -1588,7 +1588,7 @@
               <w:rPr>
                 <w:sz w:val="18"/>
               </w:rPr>
-              <w:t>地域指標 有意差なし</w:t>
+              <w:t>地域β=31.5, P=0.149</w:t>
             </w:r>
           </w:p>
         </w:tc>

--- a/ndb-pain-regional-variation-japan/output/je/JE_manuscript_JA.docx
+++ b/ndb-pain-regional-variation-japan/output/je/JE_manuscript_JA.docx
@@ -1096,7 +1096,7 @@
       <w:r>
         <w:drawing>
           <wp:inline xmlns:a="http://schemas.openxmlformats.org/drawingml/2006/main" xmlns:pic="http://schemas.openxmlformats.org/drawingml/2006/picture">
-            <wp:extent cx="5029200" cy="2180832"/>
+            <wp:extent cx="5029200" cy="2180094"/>
             <wp:docPr id="1" name="Picture 1"/>
             <wp:cNvGraphicFramePr>
               <a:graphicFrameLocks noChangeAspect="1"/>
@@ -1117,7 +1117,7 @@
                   <pic:spPr>
                     <a:xfrm>
                       <a:off x="0" y="0"/>
-                      <a:ext cx="5029200" cy="2180832"/>
+                      <a:ext cx="5029200" cy="2180094"/>
                     </a:xfrm>
                     <a:prstGeom prst="rect"/>
                   </pic:spPr>
@@ -1143,7 +1143,7 @@
         <w:rPr>
           <w:sz w:val="20"/>
         </w:rPr>
-        <w:t>都道府県別の外来神経障害性疼痛薬処方（手術あたり）。棒は地域ブロック別に色分け。破線は全国平均を示す。</w:t>
+        <w:t>都道府県別の外来神経障害性疼痛薬処方（手術あたり）。棒は地域ブロック別に濃淡とハッチングで区別。破線は全国平均を示す。</w:t>
       </w:r>
     </w:p>
     <w:p>
@@ -1171,7 +1171,7 @@
       <w:r>
         <w:drawing>
           <wp:inline xmlns:a="http://schemas.openxmlformats.org/drawingml/2006/main" xmlns:pic="http://schemas.openxmlformats.org/drawingml/2006/picture">
-            <wp:extent cx="5029200" cy="4524953"/>
+            <wp:extent cx="5029200" cy="4528212"/>
             <wp:docPr id="2" name="Picture 2"/>
             <wp:cNvGraphicFramePr>
               <a:graphicFrameLocks noChangeAspect="1"/>
@@ -1192,7 +1192,7 @@
                   <pic:spPr>
                     <a:xfrm>
                       <a:off x="0" y="0"/>
-                      <a:ext cx="5029200" cy="4524953"/>
+                      <a:ext cx="5029200" cy="4528212"/>
                     </a:xfrm>
                     <a:prstGeom prst="rect"/>
                   </pic:spPr>
@@ -1608,7 +1608,7 @@
       <w:r>
         <w:drawing>
           <wp:inline xmlns:a="http://schemas.openxmlformats.org/drawingml/2006/main" xmlns:pic="http://schemas.openxmlformats.org/drawingml/2006/picture">
-            <wp:extent cx="5029200" cy="2182941"/>
+            <wp:extent cx="5029200" cy="2182662"/>
             <wp:docPr id="3" name="Picture 3"/>
             <wp:cNvGraphicFramePr>
               <a:graphicFrameLocks noChangeAspect="1"/>
@@ -1629,7 +1629,7 @@
                   <pic:spPr>
                     <a:xfrm>
                       <a:off x="0" y="0"/>
-                      <a:ext cx="5029200" cy="2182941"/>
+                      <a:ext cx="5029200" cy="2182662"/>
                     </a:xfrm>
                     <a:prstGeom prst="rect"/>
                   </pic:spPr>
@@ -1735,7 +1735,7 @@
         <w:rPr>
           <w:sz w:val="20"/>
         </w:rPr>
-        <w:t>需要–供給の乖離：CSLC有訴者率（人口千対）と急性鎮痛薬処方（手術あたり）。各点は1都道府県を示し、地域ブロック別に色分け。相関の欠如（r=0.03）は処方差異が症状負荷と乖離していることを示す。</w:t>
+        <w:t>需要–供給の乖離：CSLC有訴者率（人口千対）と急性鎮痛薬処方（手術あたり）。各点は1都道府県を示し、マーカー形状で地域ブロックを区別。相関の欠如（r=0.03）は処方差異が症状負荷と乖離していることを示す。</w:t>
       </w:r>
     </w:p>
     <w:p>

--- a/ndb-pain-regional-variation-japan/output/je/JE_manuscript_JA.docx
+++ b/ndb-pain-regional-variation-japan/output/je/JE_manuscript_JA.docx
@@ -1143,7 +1143,7 @@
         <w:rPr>
           <w:sz w:val="20"/>
         </w:rPr>
-        <w:t>都道府県別の外来神経障害性疼痛薬処方（手術あたり）。棒は地域ブロック別に濃淡とハッチングで区別。破線は全国平均を示す。</w:t>
+        <w:t>都道府県別の外来神経障害性疼痛薬処方（手術あたり）。棒は地域ブロック別に色とハッチングで区別。破線は全国平均を示す。</w:t>
       </w:r>
     </w:p>
     <w:p>
